--- a/doc/articles/可审计性是一种产品能力.docx
+++ b/doc/articles/可审计性是一种产品能力.docx
@@ -2002,7 +2002,7 @@
           <w:color w:val="1A1A1A"/>
           <w:sz w:val="21"/>
         </w:rPr>
-        <w:t>为了让上面这些结论能被别人复算，项目最终是：51 个测试文件 / 473 项测试、Python 3.12 与 3.13 双版本 CI、Docker 镜像真跑一次分析、</w:t>
+        <w:t>为了让上面这些结论能被别人复算，项目最终是：51 个测试文件 / 474 项测试、Python 3.12 与 3.13 双版本 CI、Docker 镜像真跑一次分析、</w:t>
       </w:r>
       <w:r>
         <w:rPr>
@@ -2730,7 +2730,7 @@
                 <w:color w:val="1A1A1A"/>
                 <w:sz w:val="19"/>
               </w:rPr>
-              <w:t>51 文件 / 473 项测试</w:t>
+              <w:t>51 文件 / 474 项测试</w:t>
             </w:r>
           </w:p>
         </w:tc>

--- a/doc/articles/可审计性是一种产品能力.docx
+++ b/doc/articles/可审计性是一种产品能力.docx
@@ -2002,7 +2002,7 @@
           <w:color w:val="1A1A1A"/>
           <w:sz w:val="21"/>
         </w:rPr>
-        <w:t>为了让上面这些结论能被别人复算，项目最终是：51 个测试文件 / 474 项测试、Python 3.12 与 3.13 双版本 CI、Docker 镜像真跑一次分析、</w:t>
+        <w:t>为了让上面这些结论能被别人复算，项目最终是：52 个测试文件 / 479 项测试、Python 3.12 与 3.13 双版本 CI、Docker 镜像真跑一次分析、</w:t>
       </w:r>
       <w:r>
         <w:rPr>
@@ -2730,7 +2730,7 @@
                 <w:color w:val="1A1A1A"/>
                 <w:sz w:val="19"/>
               </w:rPr>
-              <w:t>51 文件 / 474 项测试</w:t>
+              <w:t>52 文件 / 479 项测试</w:t>
             </w:r>
           </w:p>
         </w:tc>

--- a/doc/articles/可审计性是一种产品能力.docx
+++ b/doc/articles/可审计性是一种产品能力.docx
@@ -2002,7 +2002,7 @@
           <w:color w:val="1A1A1A"/>
           <w:sz w:val="21"/>
         </w:rPr>
-        <w:t>为了让上面这些结论能被别人复算，项目最终是：52 个测试文件 / 479 项测试、Python 3.12 与 3.13 双版本 CI、Docker 镜像真跑一次分析、</w:t>
+        <w:t>为了让上面这些结论能被别人复算，项目最终是：53 个测试文件 / 489 项测试、Python 3.12 与 3.13 双版本 CI、Docker 镜像真跑一次分析、</w:t>
       </w:r>
       <w:r>
         <w:rPr>
@@ -2730,7 +2730,7 @@
                 <w:color w:val="1A1A1A"/>
                 <w:sz w:val="19"/>
               </w:rPr>
-              <w:t>52 文件 / 479 项测试</w:t>
+              <w:t>53 文件 / 489 项测试</w:t>
             </w:r>
           </w:p>
         </w:tc>

--- a/doc/articles/可审计性是一种产品能力.docx
+++ b/doc/articles/可审计性是一种产品能力.docx
@@ -2002,7 +2002,7 @@
           <w:color w:val="1A1A1A"/>
           <w:sz w:val="21"/>
         </w:rPr>
-        <w:t>为了让上面这些结论能被别人复算，项目最终是：53 个测试文件 / 489 项测试、Python 3.12 与 3.13 双版本 CI、Docker 镜像真跑一次分析、</w:t>
+        <w:t>为了让上面这些结论能被别人复算，项目最终是：53 个测试文件、数百项测试用例、Python 3.12 与 3.13 双版本 CI、Docker 镜像真跑一次分析、</w:t>
       </w:r>
       <w:r>
         <w:rPr>
@@ -2730,7 +2730,7 @@
                 <w:color w:val="1A1A1A"/>
                 <w:sz w:val="19"/>
               </w:rPr>
-              <w:t>53 文件 / 489 项测试</w:t>
+              <w:t>53 个测试文件、数百项用例</w:t>
             </w:r>
           </w:p>
         </w:tc>

--- a/doc/articles/可审计性是一种产品能力.docx
+++ b/doc/articles/可审计性是一种产品能力.docx
@@ -2248,8 +2248,8 @@
         </w:tblCellMar>
       </w:tblPr>
       <w:tblGrid>
-        <w:gridCol w:w="4317"/>
-        <w:gridCol w:w="5094"/>
+        <w:gridCol w:w="4164"/>
+        <w:gridCol w:w="5247"/>
       </w:tblGrid>
       <w:tr>
         <w:trPr>
@@ -2257,7 +2257,7 @@
         </w:trPr>
         <w:tc>
           <w:tcPr>
-            <w:tcW w:type="dxa" w:w="4317"/>
+            <w:tcW w:type="dxa" w:w="4164"/>
             <w:vAlign w:val="center"/>
             <w:shd w:fill="F2F2F2"/>
           </w:tcPr>
@@ -2279,7 +2279,7 @@
         </w:tc>
         <w:tc>
           <w:tcPr>
-            <w:tcW w:type="dxa" w:w="5094"/>
+            <w:tcW w:type="dxa" w:w="5247"/>
             <w:vAlign w:val="center"/>
             <w:shd w:fill="F2F2F2"/>
           </w:tcPr>
@@ -2306,7 +2306,7 @@
         </w:trPr>
         <w:tc>
           <w:tcPr>
-            <w:tcW w:type="dxa" w:w="4317"/>
+            <w:tcW w:type="dxa" w:w="4164"/>
             <w:vAlign w:val="center"/>
           </w:tcPr>
           <w:p>
@@ -2327,7 +2327,7 @@
         </w:tc>
         <w:tc>
           <w:tcPr>
-            <w:tcW w:type="dxa" w:w="5094"/>
+            <w:tcW w:type="dxa" w:w="5247"/>
             <w:vAlign w:val="center"/>
           </w:tcPr>
           <w:p>
@@ -2353,7 +2353,7 @@
         </w:trPr>
         <w:tc>
           <w:tcPr>
-            <w:tcW w:type="dxa" w:w="4317"/>
+            <w:tcW w:type="dxa" w:w="4164"/>
             <w:vAlign w:val="center"/>
           </w:tcPr>
           <w:p>
@@ -2374,7 +2374,7 @@
         </w:tc>
         <w:tc>
           <w:tcPr>
-            <w:tcW w:type="dxa" w:w="5094"/>
+            <w:tcW w:type="dxa" w:w="5247"/>
             <w:vAlign w:val="center"/>
           </w:tcPr>
           <w:p>
@@ -2400,7 +2400,7 @@
         </w:trPr>
         <w:tc>
           <w:tcPr>
-            <w:tcW w:type="dxa" w:w="4317"/>
+            <w:tcW w:type="dxa" w:w="4164"/>
             <w:vAlign w:val="center"/>
           </w:tcPr>
           <w:p>
@@ -2421,7 +2421,7 @@
         </w:tc>
         <w:tc>
           <w:tcPr>
-            <w:tcW w:type="dxa" w:w="5094"/>
+            <w:tcW w:type="dxa" w:w="5247"/>
             <w:vAlign w:val="center"/>
           </w:tcPr>
           <w:p>
@@ -2456,7 +2456,7 @@
         </w:trPr>
         <w:tc>
           <w:tcPr>
-            <w:tcW w:type="dxa" w:w="4317"/>
+            <w:tcW w:type="dxa" w:w="4164"/>
             <w:vAlign w:val="center"/>
           </w:tcPr>
           <w:p>
@@ -2477,7 +2477,7 @@
         </w:tc>
         <w:tc>
           <w:tcPr>
-            <w:tcW w:type="dxa" w:w="5094"/>
+            <w:tcW w:type="dxa" w:w="5247"/>
             <w:vAlign w:val="center"/>
           </w:tcPr>
           <w:p>
@@ -2503,7 +2503,7 @@
         </w:trPr>
         <w:tc>
           <w:tcPr>
-            <w:tcW w:type="dxa" w:w="4317"/>
+            <w:tcW w:type="dxa" w:w="4164"/>
             <w:vAlign w:val="center"/>
           </w:tcPr>
           <w:p>
@@ -2533,7 +2533,7 @@
         </w:tc>
         <w:tc>
           <w:tcPr>
-            <w:tcW w:type="dxa" w:w="5094"/>
+            <w:tcW w:type="dxa" w:w="5247"/>
             <w:vAlign w:val="center"/>
           </w:tcPr>
           <w:p>
@@ -2586,7 +2586,7 @@
         </w:trPr>
         <w:tc>
           <w:tcPr>
-            <w:tcW w:type="dxa" w:w="4317"/>
+            <w:tcW w:type="dxa" w:w="4164"/>
             <w:vAlign w:val="center"/>
           </w:tcPr>
           <w:p>
@@ -2607,7 +2607,7 @@
         </w:tc>
         <w:tc>
           <w:tcPr>
-            <w:tcW w:type="dxa" w:w="5094"/>
+            <w:tcW w:type="dxa" w:w="5247"/>
             <w:vAlign w:val="center"/>
           </w:tcPr>
           <w:p>
@@ -2640,7 +2640,7 @@
                 <w:color w:val="B03A2E"/>
                 <w:sz w:val="17"/>
               </w:rPr>
-              <w:t>spec/项目承接已完成.md</w:t>
+              <w:t>spec/archive/项目承接已完成.md</w:t>
             </w:r>
             <w:r>
               <w:rPr>
@@ -2660,7 +2660,7 @@
         </w:trPr>
         <w:tc>
           <w:tcPr>
-            <w:tcW w:type="dxa" w:w="4317"/>
+            <w:tcW w:type="dxa" w:w="4164"/>
             <w:vAlign w:val="center"/>
           </w:tcPr>
           <w:p>
@@ -2681,7 +2681,7 @@
         </w:tc>
         <w:tc>
           <w:tcPr>
-            <w:tcW w:type="dxa" w:w="5094"/>
+            <w:tcW w:type="dxa" w:w="5247"/>
             <w:vAlign w:val="center"/>
           </w:tcPr>
           <w:p>
@@ -2696,7 +2696,7 @@
                 <w:color w:val="B03A2E"/>
                 <w:sz w:val="17"/>
               </w:rPr>
-              <w:t>spec/项目承接已完成.md</w:t>
+              <w:t>spec/archive/项目承接已完成.md</w:t>
             </w:r>
             <w:r>
               <w:rPr>
@@ -2716,7 +2716,7 @@
         </w:trPr>
         <w:tc>
           <w:tcPr>
-            <w:tcW w:type="dxa" w:w="4317"/>
+            <w:tcW w:type="dxa" w:w="4164"/>
             <w:vAlign w:val="center"/>
           </w:tcPr>
           <w:p>
@@ -2736,7 +2736,7 @@
         </w:tc>
         <w:tc>
           <w:tcPr>
-            <w:tcW w:type="dxa" w:w="5094"/>
+            <w:tcW w:type="dxa" w:w="5247"/>
             <w:vAlign w:val="center"/>
           </w:tcPr>
           <w:p>
